--- a/replication.docx
+++ b/replication.docx
@@ -161,7 +161,7 @@
           <w:i w:val="0"/>
           <w:sz w:val="20"/>
         </w:rPr>
-        <w:t>The script builds the synthetic dataset (seed=42), runs 10-fold cross-validation on both classifiers, applies the Wilcoxon test and writes everything into results/.</w:t>
+        <w:t>The script builds the synthetic dataset (seed=42), downloads the 20 Newsgroups computer-categories subset on first run (cached afterwards), runs 10-fold cross-validation on both classifiers for each dataset, applies the Wilcoxon test and writes every CSV and PNG into results/.</w:t>
       </w:r>
     </w:p>
     <w:p>
@@ -186,23 +186,30 @@
           <w:rFonts w:ascii="Courier New" w:hAnsi="Courier New"/>
           <w:sz w:val="17"/>
         </w:rPr>
-        <w:t>[2] Baseline (NB + TF-IDF), 10-fold CV:</w:t>
+        <w:t>=== SYNTHETIC (3000 reports, 4 classes) ===</w:t>
         <w:br/>
-        <w:t xml:space="preserve">    Mean  Acc=0.9793+/-0.0083  F1=0.9793+/-0.0084  MCC=0.9726+/-0.0110</w:t>
+        <w:t>Baseline   Acc=0.9793+/-0.0083  F1=0.9793+/-0.0084  MCC=0.9726+/-0.0110</w:t>
+        <w:br/>
+        <w:t>Solution   Acc=1.0000+/-0.0000  F1=1.0000+/-0.0000  MCC=1.0000+/-0.0000</w:t>
+        <w:br/>
+        <w:t>Wilcoxon   Accuracy: W=0.00  p=0.0020  significant</w:t>
+        <w:br/>
+        <w:t xml:space="preserve">           Macro-F1: W=0.00  p=0.0020  significant</w:t>
+        <w:br/>
+        <w:t xml:space="preserve">           MCC:      W=0.00  p=0.0020  significant</w:t>
         <w:br/>
         <w:br/>
-        <w:t>[3] Solution (LinearSVC + TF-IDF + char-ngram + stats), 10-fold CV:</w:t>
+        <w:t>=== 20NEWS (3918 posts, 4 classes) ===</w:t>
         <w:br/>
-        <w:t xml:space="preserve">    Mean  Acc=1.0000+/-0.0000  F1=1.0000+/-0.0000  MCC=1.0000+/-0.0000</w:t>
+        <w:t>Baseline   Acc=0.8068+/-0.0110  F1=0.8058+/-0.0111  MCC=0.7438+/-0.0145</w:t>
         <w:br/>
+        <w:t>Solution   Acc=0.8083+/-0.0188  F1=0.8080+/-0.0184  MCC=0.7450+/-0.0251</w:t>
         <w:br/>
-        <w:t>[4] Wilcoxon signed-rank test (two-tailed):</w:t>
+        <w:t>Wilcoxon   Accuracy: W=20.00  p=0.7969  not significant</w:t>
         <w:br/>
-        <w:t xml:space="preserve">    Accuracy: W=0.00  p=0.0020  significant</w:t>
+        <w:t xml:space="preserve">           Macro-F1: W=26.00  p=0.9219  not significant</w:t>
         <w:br/>
-        <w:t xml:space="preserve">    Macro-F1: W=0.00  p=0.0020  significant</w:t>
-        <w:br/>
-        <w:t xml:space="preserve">    MCC:      W=0.00  p=0.0020  significant</w:t>
+        <w:t xml:space="preserve">           MCC:      W=26.00  p=0.9219  not significant</w:t>
       </w:r>
     </w:p>
     <w:p>
@@ -229,7 +236,7 @@
           <w:i w:val="0"/>
           <w:sz w:val="20"/>
         </w:rPr>
-        <w:t>No internet access is needed at runtime; the dataset is generated in-process.</w:t>
+        <w:t>First run needs internet so scikit-learn can fetch the 20 Newsgroups archive.</w:t>
       </w:r>
     </w:p>
     <w:p>
@@ -274,7 +281,7 @@
           <w:i w:val="0"/>
           <w:sz w:val="20"/>
         </w:rPr>
-        <w:t>Runtime is well under a minute on a modern laptop.</w:t>
+        <w:t>Total runtime is around 4 to 5 minutes on a modern laptop.</w:t>
       </w:r>
     </w:p>
     <w:sectPr>
